--- a/Unit-III/Notes/Java_Strings_Notes.docx
+++ b/Unit-III/Notes/Java_Strings_Notes.docx
@@ -7,17 +7,21 @@
         <w:pStyle w:val="NoSpacing"/>
         <w:rPr>
           <w:rFonts w:ascii="Times New Roman" w:hAnsi="Times New Roman" w:cs="Times New Roman"/>
-          <w:sz w:val="24"/>
-          <w:szCs w:val="24"/>
-        </w:rPr>
-      </w:pPr>
-      <w:r>
-        <w:rPr>
-          <w:rFonts w:ascii="Times New Roman" w:hAnsi="Times New Roman" w:cs="Times New Roman"/>
-          <w:sz w:val="24"/>
-          <w:szCs w:val="24"/>
-        </w:rPr>
-        <w:t>Strings in Java (BCA 1st Semester Notes)</w:t>
+          <w:b/>
+          <w:bCs/>
+          <w:sz w:val="24"/>
+          <w:szCs w:val="24"/>
+        </w:rPr>
+      </w:pPr>
+      <w:r>
+        <w:rPr>
+          <w:rFonts w:ascii="Times New Roman" w:hAnsi="Times New Roman" w:cs="Times New Roman"/>
+          <w:b/>
+          <w:bCs/>
+          <w:sz w:val="24"/>
+          <w:szCs w:val="24"/>
+        </w:rPr>
+        <w:t>Strings in Java</w:t>
       </w:r>
     </w:p>
     <w:p>
@@ -42,10 +46,20 @@
       <w:r>
         <w:rPr>
           <w:rFonts w:ascii="Times New Roman" w:hAnsi="Times New Roman" w:cs="Times New Roman"/>
-          <w:sz w:val="24"/>
-          <w:szCs w:val="24"/>
-        </w:rPr>
-        <w:t>Step 1: What is a String?</w:t>
+          <w:b/>
+          <w:bCs/>
+          <w:sz w:val="24"/>
+          <w:szCs w:val="24"/>
+        </w:rPr>
+        <w:t>Step 1:</w:t>
+      </w:r>
+      <w:r>
+        <w:rPr>
+          <w:rFonts w:ascii="Times New Roman" w:hAnsi="Times New Roman" w:cs="Times New Roman"/>
+          <w:sz w:val="24"/>
+          <w:szCs w:val="24"/>
+        </w:rPr>
+        <w:t xml:space="preserve"> What is a String?</w:t>
       </w:r>
     </w:p>
     <w:p>
@@ -69,6 +83,7 @@
     <w:p>
       <w:pPr>
         <w:pStyle w:val="NoSpacing"/>
+        <w:ind w:firstLine="720"/>
         <w:rPr>
           <w:rFonts w:ascii="Times New Roman" w:hAnsi="Times New Roman" w:cs="Times New Roman"/>
           <w:sz w:val="24"/>
@@ -106,10 +121,20 @@
       <w:r>
         <w:rPr>
           <w:rFonts w:ascii="Times New Roman" w:hAnsi="Times New Roman" w:cs="Times New Roman"/>
-          <w:sz w:val="24"/>
-          <w:szCs w:val="24"/>
-        </w:rPr>
-        <w:t>Step 2: String is a Class</w:t>
+          <w:b/>
+          <w:bCs/>
+          <w:sz w:val="24"/>
+          <w:szCs w:val="24"/>
+        </w:rPr>
+        <w:t>Step 2:</w:t>
+      </w:r>
+      <w:r>
+        <w:rPr>
+          <w:rFonts w:ascii="Times New Roman" w:hAnsi="Times New Roman" w:cs="Times New Roman"/>
+          <w:sz w:val="24"/>
+          <w:szCs w:val="24"/>
+        </w:rPr>
+        <w:t xml:space="preserve"> String is a Class</w:t>
       </w:r>
     </w:p>
     <w:p>
@@ -133,6 +158,7 @@
     <w:p>
       <w:pPr>
         <w:pStyle w:val="NoSpacing"/>
+        <w:ind w:firstLine="720"/>
         <w:rPr>
           <w:rFonts w:ascii="Times New Roman" w:hAnsi="Times New Roman" w:cs="Times New Roman"/>
           <w:sz w:val="24"/>
@@ -151,6 +177,7 @@
     <w:p>
       <w:pPr>
         <w:pStyle w:val="NoSpacing"/>
+        <w:ind w:firstLine="720"/>
         <w:rPr>
           <w:rFonts w:ascii="Times New Roman" w:hAnsi="Times New Roman" w:cs="Times New Roman"/>
           <w:sz w:val="24"/>
@@ -198,15 +225,26 @@
       <w:r>
         <w:rPr>
           <w:rFonts w:ascii="Times New Roman" w:hAnsi="Times New Roman" w:cs="Times New Roman"/>
-          <w:sz w:val="24"/>
-          <w:szCs w:val="24"/>
-        </w:rPr>
-        <w:t>Step 3: Ways to Create String</w:t>
+          <w:b/>
+          <w:bCs/>
+          <w:sz w:val="24"/>
+          <w:szCs w:val="24"/>
+        </w:rPr>
+        <w:t>Step 3:</w:t>
+      </w:r>
+      <w:r>
+        <w:rPr>
+          <w:rFonts w:ascii="Times New Roman" w:hAnsi="Times New Roman" w:cs="Times New Roman"/>
+          <w:sz w:val="24"/>
+          <w:szCs w:val="24"/>
+        </w:rPr>
+        <w:t xml:space="preserve"> Ways to Create String</w:t>
       </w:r>
     </w:p>
     <w:p>
       <w:pPr>
         <w:pStyle w:val="NoSpacing"/>
+        <w:ind w:firstLine="720"/>
         <w:rPr>
           <w:rFonts w:ascii="Times New Roman" w:hAnsi="Times New Roman" w:cs="Times New Roman"/>
           <w:sz w:val="24"/>
@@ -235,6 +273,7 @@
     <w:p>
       <w:pPr>
         <w:pStyle w:val="NoSpacing"/>
+        <w:ind w:firstLine="720"/>
         <w:rPr>
           <w:rFonts w:ascii="Times New Roman" w:hAnsi="Times New Roman" w:cs="Times New Roman"/>
           <w:sz w:val="24"/>
@@ -282,15 +321,26 @@
       <w:r>
         <w:rPr>
           <w:rFonts w:ascii="Times New Roman" w:hAnsi="Times New Roman" w:cs="Times New Roman"/>
-          <w:sz w:val="24"/>
-          <w:szCs w:val="24"/>
-        </w:rPr>
-        <w:t>Step 4: String is Immutable</w:t>
+          <w:b/>
+          <w:bCs/>
+          <w:sz w:val="24"/>
+          <w:szCs w:val="24"/>
+        </w:rPr>
+        <w:t>Step 4:</w:t>
+      </w:r>
+      <w:r>
+        <w:rPr>
+          <w:rFonts w:ascii="Times New Roman" w:hAnsi="Times New Roman" w:cs="Times New Roman"/>
+          <w:sz w:val="24"/>
+          <w:szCs w:val="24"/>
+        </w:rPr>
+        <w:t xml:space="preserve"> String is Immutable</w:t>
       </w:r>
     </w:p>
     <w:p>
       <w:pPr>
         <w:pStyle w:val="NoSpacing"/>
+        <w:ind w:firstLine="720"/>
         <w:rPr>
           <w:rFonts w:ascii="Times New Roman" w:hAnsi="Times New Roman" w:cs="Times New Roman"/>
           <w:sz w:val="24"/>
@@ -328,15 +378,26 @@
       <w:r>
         <w:rPr>
           <w:rFonts w:ascii="Times New Roman" w:hAnsi="Times New Roman" w:cs="Times New Roman"/>
-          <w:sz w:val="24"/>
-          <w:szCs w:val="24"/>
-        </w:rPr>
-        <w:t>Step 5: Input from User</w:t>
+          <w:b/>
+          <w:bCs/>
+          <w:sz w:val="24"/>
+          <w:szCs w:val="24"/>
+        </w:rPr>
+        <w:t>Step 5:</w:t>
+      </w:r>
+      <w:r>
+        <w:rPr>
+          <w:rFonts w:ascii="Times New Roman" w:hAnsi="Times New Roman" w:cs="Times New Roman"/>
+          <w:sz w:val="24"/>
+          <w:szCs w:val="24"/>
+        </w:rPr>
+        <w:t xml:space="preserve"> Input from User</w:t>
       </w:r>
     </w:p>
     <w:p>
       <w:pPr>
         <w:pStyle w:val="NoSpacing"/>
+        <w:ind w:firstLine="720"/>
         <w:rPr>
           <w:rFonts w:ascii="Times New Roman" w:hAnsi="Times New Roman" w:cs="Times New Roman"/>
           <w:sz w:val="24"/>
@@ -393,6 +454,7 @@
     <w:p>
       <w:pPr>
         <w:pStyle w:val="NoSpacing"/>
+        <w:ind w:firstLine="720"/>
         <w:rPr>
           <w:rFonts w:ascii="Times New Roman" w:hAnsi="Times New Roman" w:cs="Times New Roman"/>
           <w:sz w:val="24"/>
@@ -439,6 +501,7 @@
     <w:p>
       <w:pPr>
         <w:pStyle w:val="NoSpacing"/>
+        <w:ind w:firstLine="720"/>
         <w:rPr>
           <w:rFonts w:ascii="Times New Roman" w:hAnsi="Times New Roman" w:cs="Times New Roman"/>
           <w:sz w:val="24"/>
@@ -504,10 +567,20 @@
       <w:r>
         <w:rPr>
           <w:rFonts w:ascii="Times New Roman" w:hAnsi="Times New Roman" w:cs="Times New Roman"/>
-          <w:sz w:val="24"/>
-          <w:szCs w:val="24"/>
-        </w:rPr>
-        <w:t>Step 6: Important Methods</w:t>
+          <w:b/>
+          <w:bCs/>
+          <w:sz w:val="24"/>
+          <w:szCs w:val="24"/>
+        </w:rPr>
+        <w:t>Step 6:</w:t>
+      </w:r>
+      <w:r>
+        <w:rPr>
+          <w:rFonts w:ascii="Times New Roman" w:hAnsi="Times New Roman" w:cs="Times New Roman"/>
+          <w:sz w:val="24"/>
+          <w:szCs w:val="24"/>
+        </w:rPr>
+        <w:t xml:space="preserve"> Important Methods</w:t>
       </w:r>
     </w:p>
     <w:p>
@@ -523,15 +596,20 @@
     <w:p>
       <w:pPr>
         <w:pStyle w:val="NoSpacing"/>
-        <w:rPr>
-          <w:rFonts w:ascii="Times New Roman" w:hAnsi="Times New Roman" w:cs="Times New Roman"/>
-          <w:sz w:val="24"/>
-          <w:szCs w:val="24"/>
-        </w:rPr>
-      </w:pPr>
-      <w:r>
-        <w:rPr>
-          <w:rFonts w:ascii="Times New Roman" w:hAnsi="Times New Roman" w:cs="Times New Roman"/>
+        <w:ind w:firstLine="720"/>
+        <w:rPr>
+          <w:rFonts w:ascii="Times New Roman" w:hAnsi="Times New Roman" w:cs="Times New Roman"/>
+          <w:b/>
+          <w:bCs/>
+          <w:sz w:val="24"/>
+          <w:szCs w:val="24"/>
+        </w:rPr>
+      </w:pPr>
+      <w:r>
+        <w:rPr>
+          <w:rFonts w:ascii="Times New Roman" w:hAnsi="Times New Roman" w:cs="Times New Roman"/>
+          <w:b/>
+          <w:bCs/>
           <w:sz w:val="24"/>
           <w:szCs w:val="24"/>
         </w:rPr>
@@ -541,6 +619,8 @@
       <w:r>
         <w:rPr>
           <w:rFonts w:ascii="Times New Roman" w:hAnsi="Times New Roman" w:cs="Times New Roman"/>
+          <w:b/>
+          <w:bCs/>
           <w:sz w:val="24"/>
           <w:szCs w:val="24"/>
         </w:rPr>
@@ -550,6 +630,8 @@
       <w:r>
         <w:rPr>
           <w:rFonts w:ascii="Times New Roman" w:hAnsi="Times New Roman" w:cs="Times New Roman"/>
+          <w:b/>
+          <w:bCs/>
           <w:sz w:val="24"/>
           <w:szCs w:val="24"/>
         </w:rPr>
@@ -559,6 +641,7 @@
     <w:p>
       <w:pPr>
         <w:pStyle w:val="NoSpacing"/>
+        <w:ind w:firstLine="720"/>
         <w:rPr>
           <w:rFonts w:ascii="Times New Roman" w:hAnsi="Times New Roman" w:cs="Times New Roman"/>
           <w:sz w:val="24"/>
@@ -577,6 +660,7 @@
     <w:p>
       <w:pPr>
         <w:pStyle w:val="NoSpacing"/>
+        <w:ind w:firstLine="720"/>
         <w:rPr>
           <w:rFonts w:ascii="Times New Roman" w:hAnsi="Times New Roman" w:cs="Times New Roman"/>
           <w:sz w:val="24"/>
@@ -595,6 +679,7 @@
     <w:p>
       <w:pPr>
         <w:pStyle w:val="NoSpacing"/>
+        <w:ind w:left="720" w:firstLine="720"/>
         <w:rPr>
           <w:rFonts w:ascii="Times New Roman" w:hAnsi="Times New Roman" w:cs="Times New Roman"/>
           <w:sz w:val="24"/>
@@ -623,6 +708,7 @@
     <w:p>
       <w:pPr>
         <w:pStyle w:val="NoSpacing"/>
+        <w:ind w:left="720" w:firstLine="720"/>
         <w:rPr>
           <w:rFonts w:ascii="Times New Roman" w:hAnsi="Times New Roman" w:cs="Times New Roman"/>
           <w:sz w:val="24"/>
@@ -679,15 +765,20 @@
     <w:p>
       <w:pPr>
         <w:pStyle w:val="NoSpacing"/>
-        <w:rPr>
-          <w:rFonts w:ascii="Times New Roman" w:hAnsi="Times New Roman" w:cs="Times New Roman"/>
-          <w:sz w:val="24"/>
-          <w:szCs w:val="24"/>
-        </w:rPr>
-      </w:pPr>
-      <w:r>
-        <w:rPr>
-          <w:rFonts w:ascii="Times New Roman" w:hAnsi="Times New Roman" w:cs="Times New Roman"/>
+        <w:ind w:firstLine="720"/>
+        <w:rPr>
+          <w:rFonts w:ascii="Times New Roman" w:hAnsi="Times New Roman" w:cs="Times New Roman"/>
+          <w:b/>
+          <w:bCs/>
+          <w:sz w:val="24"/>
+          <w:szCs w:val="24"/>
+        </w:rPr>
+      </w:pPr>
+      <w:r>
+        <w:rPr>
+          <w:rFonts w:ascii="Times New Roman" w:hAnsi="Times New Roman" w:cs="Times New Roman"/>
+          <w:b/>
+          <w:bCs/>
           <w:sz w:val="24"/>
           <w:szCs w:val="24"/>
         </w:rPr>
@@ -697,6 +788,8 @@
       <w:r>
         <w:rPr>
           <w:rFonts w:ascii="Times New Roman" w:hAnsi="Times New Roman" w:cs="Times New Roman"/>
+          <w:b/>
+          <w:bCs/>
           <w:sz w:val="24"/>
           <w:szCs w:val="24"/>
         </w:rPr>
@@ -706,6 +799,8 @@
       <w:r>
         <w:rPr>
           <w:rFonts w:ascii="Times New Roman" w:hAnsi="Times New Roman" w:cs="Times New Roman"/>
+          <w:b/>
+          <w:bCs/>
           <w:sz w:val="24"/>
           <w:szCs w:val="24"/>
         </w:rPr>
@@ -715,6 +810,8 @@
       <w:r>
         <w:rPr>
           <w:rFonts w:ascii="Times New Roman" w:hAnsi="Times New Roman" w:cs="Times New Roman"/>
+          <w:b/>
+          <w:bCs/>
           <w:sz w:val="24"/>
           <w:szCs w:val="24"/>
         </w:rPr>
@@ -724,6 +821,8 @@
       <w:r>
         <w:rPr>
           <w:rFonts w:ascii="Times New Roman" w:hAnsi="Times New Roman" w:cs="Times New Roman"/>
+          <w:b/>
+          <w:bCs/>
           <w:sz w:val="24"/>
           <w:szCs w:val="24"/>
         </w:rPr>
@@ -733,6 +832,7 @@
     <w:p>
       <w:pPr>
         <w:pStyle w:val="NoSpacing"/>
+        <w:ind w:firstLine="720"/>
         <w:rPr>
           <w:rFonts w:ascii="Times New Roman" w:hAnsi="Times New Roman" w:cs="Times New Roman"/>
           <w:sz w:val="24"/>
@@ -751,6 +851,7 @@
     <w:p>
       <w:pPr>
         <w:pStyle w:val="NoSpacing"/>
+        <w:ind w:left="720" w:firstLine="720"/>
         <w:rPr>
           <w:rFonts w:ascii="Times New Roman" w:hAnsi="Times New Roman" w:cs="Times New Roman"/>
           <w:sz w:val="24"/>
@@ -799,15 +900,20 @@
     <w:p>
       <w:pPr>
         <w:pStyle w:val="NoSpacing"/>
-        <w:rPr>
-          <w:rFonts w:ascii="Times New Roman" w:hAnsi="Times New Roman" w:cs="Times New Roman"/>
-          <w:sz w:val="24"/>
-          <w:szCs w:val="24"/>
-        </w:rPr>
-      </w:pPr>
-      <w:r>
-        <w:rPr>
-          <w:rFonts w:ascii="Times New Roman" w:hAnsi="Times New Roman" w:cs="Times New Roman"/>
+        <w:ind w:firstLine="720"/>
+        <w:rPr>
+          <w:rFonts w:ascii="Times New Roman" w:hAnsi="Times New Roman" w:cs="Times New Roman"/>
+          <w:b/>
+          <w:bCs/>
+          <w:sz w:val="24"/>
+          <w:szCs w:val="24"/>
+        </w:rPr>
+      </w:pPr>
+      <w:r>
+        <w:rPr>
+          <w:rFonts w:ascii="Times New Roman" w:hAnsi="Times New Roman" w:cs="Times New Roman"/>
+          <w:b/>
+          <w:bCs/>
           <w:sz w:val="24"/>
           <w:szCs w:val="24"/>
         </w:rPr>
@@ -817,6 +923,8 @@
       <w:r>
         <w:rPr>
           <w:rFonts w:ascii="Times New Roman" w:hAnsi="Times New Roman" w:cs="Times New Roman"/>
+          <w:b/>
+          <w:bCs/>
           <w:sz w:val="24"/>
           <w:szCs w:val="24"/>
         </w:rPr>
@@ -826,6 +934,8 @@
       <w:r>
         <w:rPr>
           <w:rFonts w:ascii="Times New Roman" w:hAnsi="Times New Roman" w:cs="Times New Roman"/>
+          <w:b/>
+          <w:bCs/>
           <w:sz w:val="24"/>
           <w:szCs w:val="24"/>
         </w:rPr>
@@ -835,6 +945,7 @@
     <w:p>
       <w:pPr>
         <w:pStyle w:val="NoSpacing"/>
+        <w:ind w:firstLine="720"/>
         <w:rPr>
           <w:rFonts w:ascii="Times New Roman" w:hAnsi="Times New Roman" w:cs="Times New Roman"/>
           <w:sz w:val="24"/>
@@ -853,6 +964,7 @@
     <w:p>
       <w:pPr>
         <w:pStyle w:val="NoSpacing"/>
+        <w:ind w:left="720" w:firstLine="720"/>
         <w:rPr>
           <w:rFonts w:ascii="Times New Roman" w:hAnsi="Times New Roman" w:cs="Times New Roman"/>
           <w:sz w:val="24"/>
@@ -901,15 +1013,20 @@
     <w:p>
       <w:pPr>
         <w:pStyle w:val="NoSpacing"/>
-        <w:rPr>
-          <w:rFonts w:ascii="Times New Roman" w:hAnsi="Times New Roman" w:cs="Times New Roman"/>
-          <w:sz w:val="24"/>
-          <w:szCs w:val="24"/>
-        </w:rPr>
-      </w:pPr>
-      <w:r>
-        <w:rPr>
-          <w:rFonts w:ascii="Times New Roman" w:hAnsi="Times New Roman" w:cs="Times New Roman"/>
+        <w:ind w:firstLine="720"/>
+        <w:rPr>
+          <w:rFonts w:ascii="Times New Roman" w:hAnsi="Times New Roman" w:cs="Times New Roman"/>
+          <w:b/>
+          <w:bCs/>
+          <w:sz w:val="24"/>
+          <w:szCs w:val="24"/>
+        </w:rPr>
+      </w:pPr>
+      <w:r>
+        <w:rPr>
+          <w:rFonts w:ascii="Times New Roman" w:hAnsi="Times New Roman" w:cs="Times New Roman"/>
+          <w:b/>
+          <w:bCs/>
           <w:sz w:val="24"/>
           <w:szCs w:val="24"/>
         </w:rPr>
@@ -919,6 +1036,8 @@
       <w:r>
         <w:rPr>
           <w:rFonts w:ascii="Times New Roman" w:hAnsi="Times New Roman" w:cs="Times New Roman"/>
+          <w:b/>
+          <w:bCs/>
           <w:sz w:val="24"/>
           <w:szCs w:val="24"/>
         </w:rPr>
@@ -928,6 +1047,8 @@
       <w:r>
         <w:rPr>
           <w:rFonts w:ascii="Times New Roman" w:hAnsi="Times New Roman" w:cs="Times New Roman"/>
+          <w:b/>
+          <w:bCs/>
           <w:sz w:val="24"/>
           <w:szCs w:val="24"/>
         </w:rPr>
@@ -937,6 +1058,7 @@
     <w:p>
       <w:pPr>
         <w:pStyle w:val="NoSpacing"/>
+        <w:ind w:firstLine="720"/>
         <w:rPr>
           <w:rFonts w:ascii="Times New Roman" w:hAnsi="Times New Roman" w:cs="Times New Roman"/>
           <w:sz w:val="24"/>
@@ -955,6 +1077,7 @@
     <w:p>
       <w:pPr>
         <w:pStyle w:val="NoSpacing"/>
+        <w:ind w:left="1440"/>
         <w:rPr>
           <w:rFonts w:ascii="Times New Roman" w:hAnsi="Times New Roman" w:cs="Times New Roman"/>
           <w:sz w:val="24"/>
@@ -1003,15 +1126,20 @@
     <w:p>
       <w:pPr>
         <w:pStyle w:val="NoSpacing"/>
-        <w:rPr>
-          <w:rFonts w:ascii="Times New Roman" w:hAnsi="Times New Roman" w:cs="Times New Roman"/>
-          <w:sz w:val="24"/>
-          <w:szCs w:val="24"/>
-        </w:rPr>
-      </w:pPr>
-      <w:r>
-        <w:rPr>
-          <w:rFonts w:ascii="Times New Roman" w:hAnsi="Times New Roman" w:cs="Times New Roman"/>
+        <w:ind w:firstLine="720"/>
+        <w:rPr>
+          <w:rFonts w:ascii="Times New Roman" w:hAnsi="Times New Roman" w:cs="Times New Roman"/>
+          <w:b/>
+          <w:bCs/>
+          <w:sz w:val="24"/>
+          <w:szCs w:val="24"/>
+        </w:rPr>
+      </w:pPr>
+      <w:r>
+        <w:rPr>
+          <w:rFonts w:ascii="Times New Roman" w:hAnsi="Times New Roman" w:cs="Times New Roman"/>
+          <w:b/>
+          <w:bCs/>
           <w:sz w:val="24"/>
           <w:szCs w:val="24"/>
         </w:rPr>
@@ -1021,6 +1149,8 @@
       <w:r>
         <w:rPr>
           <w:rFonts w:ascii="Times New Roman" w:hAnsi="Times New Roman" w:cs="Times New Roman"/>
+          <w:b/>
+          <w:bCs/>
           <w:sz w:val="24"/>
           <w:szCs w:val="24"/>
         </w:rPr>
@@ -1030,6 +1160,8 @@
       <w:r>
         <w:rPr>
           <w:rFonts w:ascii="Times New Roman" w:hAnsi="Times New Roman" w:cs="Times New Roman"/>
+          <w:b/>
+          <w:bCs/>
           <w:sz w:val="24"/>
           <w:szCs w:val="24"/>
         </w:rPr>
@@ -1039,6 +1171,7 @@
     <w:p>
       <w:pPr>
         <w:pStyle w:val="NoSpacing"/>
+        <w:ind w:firstLine="720"/>
         <w:rPr>
           <w:rFonts w:ascii="Times New Roman" w:hAnsi="Times New Roman" w:cs="Times New Roman"/>
           <w:sz w:val="24"/>
@@ -1057,6 +1190,7 @@
     <w:p>
       <w:pPr>
         <w:pStyle w:val="NoSpacing"/>
+        <w:ind w:firstLine="720"/>
         <w:rPr>
           <w:rFonts w:ascii="Times New Roman" w:hAnsi="Times New Roman" w:cs="Times New Roman"/>
           <w:sz w:val="24"/>
@@ -1076,6 +1210,7 @@
     <w:p>
       <w:pPr>
         <w:pStyle w:val="NoSpacing"/>
+        <w:ind w:left="720" w:firstLine="720"/>
         <w:rPr>
           <w:rFonts w:ascii="Times New Roman" w:hAnsi="Times New Roman" w:cs="Times New Roman"/>
           <w:sz w:val="24"/>
@@ -1132,15 +1267,20 @@
     <w:p>
       <w:pPr>
         <w:pStyle w:val="NoSpacing"/>
-        <w:rPr>
-          <w:rFonts w:ascii="Times New Roman" w:hAnsi="Times New Roman" w:cs="Times New Roman"/>
-          <w:sz w:val="24"/>
-          <w:szCs w:val="24"/>
-        </w:rPr>
-      </w:pPr>
-      <w:r>
-        <w:rPr>
-          <w:rFonts w:ascii="Times New Roman" w:hAnsi="Times New Roman" w:cs="Times New Roman"/>
+        <w:ind w:firstLine="720"/>
+        <w:rPr>
+          <w:rFonts w:ascii="Times New Roman" w:hAnsi="Times New Roman" w:cs="Times New Roman"/>
+          <w:b/>
+          <w:bCs/>
+          <w:sz w:val="24"/>
+          <w:szCs w:val="24"/>
+        </w:rPr>
+      </w:pPr>
+      <w:r>
+        <w:rPr>
+          <w:rFonts w:ascii="Times New Roman" w:hAnsi="Times New Roman" w:cs="Times New Roman"/>
+          <w:b/>
+          <w:bCs/>
           <w:sz w:val="24"/>
           <w:szCs w:val="24"/>
         </w:rPr>
@@ -1150,6 +1290,8 @@
       <w:r>
         <w:rPr>
           <w:rFonts w:ascii="Times New Roman" w:hAnsi="Times New Roman" w:cs="Times New Roman"/>
+          <w:b/>
+          <w:bCs/>
           <w:sz w:val="24"/>
           <w:szCs w:val="24"/>
         </w:rPr>
@@ -1159,6 +1301,8 @@
       <w:r>
         <w:rPr>
           <w:rFonts w:ascii="Times New Roman" w:hAnsi="Times New Roman" w:cs="Times New Roman"/>
+          <w:b/>
+          <w:bCs/>
           <w:sz w:val="24"/>
           <w:szCs w:val="24"/>
         </w:rPr>
@@ -1168,6 +1312,7 @@
     <w:p>
       <w:pPr>
         <w:pStyle w:val="NoSpacing"/>
+        <w:ind w:firstLine="720"/>
         <w:rPr>
           <w:rFonts w:ascii="Times New Roman" w:hAnsi="Times New Roman" w:cs="Times New Roman"/>
           <w:sz w:val="24"/>
@@ -1186,6 +1331,7 @@
     <w:p>
       <w:pPr>
         <w:pStyle w:val="NoSpacing"/>
+        <w:ind w:left="720" w:firstLine="720"/>
         <w:rPr>
           <w:rFonts w:ascii="Times New Roman" w:hAnsi="Times New Roman" w:cs="Times New Roman"/>
           <w:sz w:val="24"/>
@@ -1234,15 +1380,20 @@
     <w:p>
       <w:pPr>
         <w:pStyle w:val="NoSpacing"/>
-        <w:rPr>
-          <w:rFonts w:ascii="Times New Roman" w:hAnsi="Times New Roman" w:cs="Times New Roman"/>
-          <w:sz w:val="24"/>
-          <w:szCs w:val="24"/>
-        </w:rPr>
-      </w:pPr>
-      <w:r>
-        <w:rPr>
-          <w:rFonts w:ascii="Times New Roman" w:hAnsi="Times New Roman" w:cs="Times New Roman"/>
+        <w:ind w:firstLine="720"/>
+        <w:rPr>
+          <w:rFonts w:ascii="Times New Roman" w:hAnsi="Times New Roman" w:cs="Times New Roman"/>
+          <w:b/>
+          <w:bCs/>
+          <w:sz w:val="24"/>
+          <w:szCs w:val="24"/>
+        </w:rPr>
+      </w:pPr>
+      <w:r>
+        <w:rPr>
+          <w:rFonts w:ascii="Times New Roman" w:hAnsi="Times New Roman" w:cs="Times New Roman"/>
+          <w:b/>
+          <w:bCs/>
           <w:sz w:val="24"/>
           <w:szCs w:val="24"/>
         </w:rPr>
@@ -1252,6 +1403,8 @@
       <w:r>
         <w:rPr>
           <w:rFonts w:ascii="Times New Roman" w:hAnsi="Times New Roman" w:cs="Times New Roman"/>
+          <w:b/>
+          <w:bCs/>
           <w:sz w:val="24"/>
           <w:szCs w:val="24"/>
         </w:rPr>
@@ -1261,6 +1414,8 @@
       <w:r>
         <w:rPr>
           <w:rFonts w:ascii="Times New Roman" w:hAnsi="Times New Roman" w:cs="Times New Roman"/>
+          <w:b/>
+          <w:bCs/>
           <w:sz w:val="24"/>
           <w:szCs w:val="24"/>
         </w:rPr>
@@ -1270,6 +1425,7 @@
     <w:p>
       <w:pPr>
         <w:pStyle w:val="NoSpacing"/>
+        <w:ind w:firstLine="720"/>
         <w:rPr>
           <w:rFonts w:ascii="Times New Roman" w:hAnsi="Times New Roman" w:cs="Times New Roman"/>
           <w:sz w:val="24"/>
@@ -1288,6 +1444,7 @@
     <w:p>
       <w:pPr>
         <w:pStyle w:val="NoSpacing"/>
+        <w:ind w:left="720" w:firstLine="720"/>
         <w:rPr>
           <w:rFonts w:ascii="Times New Roman" w:hAnsi="Times New Roman" w:cs="Times New Roman"/>
           <w:sz w:val="24"/>
@@ -1336,15 +1493,20 @@
     <w:p>
       <w:pPr>
         <w:pStyle w:val="NoSpacing"/>
-        <w:rPr>
-          <w:rFonts w:ascii="Times New Roman" w:hAnsi="Times New Roman" w:cs="Times New Roman"/>
-          <w:sz w:val="24"/>
-          <w:szCs w:val="24"/>
-        </w:rPr>
-      </w:pPr>
-      <w:r>
-        <w:rPr>
-          <w:rFonts w:ascii="Times New Roman" w:hAnsi="Times New Roman" w:cs="Times New Roman"/>
+        <w:ind w:firstLine="720"/>
+        <w:rPr>
+          <w:rFonts w:ascii="Times New Roman" w:hAnsi="Times New Roman" w:cs="Times New Roman"/>
+          <w:b/>
+          <w:bCs/>
+          <w:sz w:val="24"/>
+          <w:szCs w:val="24"/>
+        </w:rPr>
+      </w:pPr>
+      <w:r>
+        <w:rPr>
+          <w:rFonts w:ascii="Times New Roman" w:hAnsi="Times New Roman" w:cs="Times New Roman"/>
+          <w:b/>
+          <w:bCs/>
           <w:sz w:val="24"/>
           <w:szCs w:val="24"/>
         </w:rPr>
@@ -1354,6 +1516,8 @@
       <w:r>
         <w:rPr>
           <w:rFonts w:ascii="Times New Roman" w:hAnsi="Times New Roman" w:cs="Times New Roman"/>
+          <w:b/>
+          <w:bCs/>
           <w:sz w:val="24"/>
           <w:szCs w:val="24"/>
         </w:rPr>
@@ -1363,6 +1527,8 @@
       <w:r>
         <w:rPr>
           <w:rFonts w:ascii="Times New Roman" w:hAnsi="Times New Roman" w:cs="Times New Roman"/>
+          <w:b/>
+          <w:bCs/>
           <w:sz w:val="24"/>
           <w:szCs w:val="24"/>
         </w:rPr>
@@ -1372,6 +1538,7 @@
     <w:p>
       <w:pPr>
         <w:pStyle w:val="NoSpacing"/>
+        <w:ind w:firstLine="720"/>
         <w:rPr>
           <w:rFonts w:ascii="Times New Roman" w:hAnsi="Times New Roman" w:cs="Times New Roman"/>
           <w:sz w:val="24"/>
@@ -1390,6 +1557,7 @@
     <w:p>
       <w:pPr>
         <w:pStyle w:val="NoSpacing"/>
+        <w:ind w:left="720" w:firstLine="720"/>
         <w:rPr>
           <w:rFonts w:ascii="Times New Roman" w:hAnsi="Times New Roman" w:cs="Times New Roman"/>
           <w:sz w:val="24"/>
@@ -1438,6 +1606,7 @@
     <w:p>
       <w:pPr>
         <w:pStyle w:val="NoSpacing"/>
+        <w:ind w:firstLine="720"/>
         <w:rPr>
           <w:rFonts w:ascii="Times New Roman" w:hAnsi="Times New Roman" w:cs="Times New Roman"/>
           <w:sz w:val="24"/>
@@ -1466,24 +1635,36 @@
     <w:p>
       <w:pPr>
         <w:pStyle w:val="NoSpacing"/>
-        <w:rPr>
-          <w:rFonts w:ascii="Times New Roman" w:hAnsi="Times New Roman" w:cs="Times New Roman"/>
-          <w:sz w:val="24"/>
-          <w:szCs w:val="24"/>
-        </w:rPr>
-      </w:pPr>
-      <w:r>
-        <w:rPr>
-          <w:rFonts w:ascii="Times New Roman" w:hAnsi="Times New Roman" w:cs="Times New Roman"/>
-          <w:sz w:val="24"/>
-          <w:szCs w:val="24"/>
-        </w:rPr>
-        <w:t>Normal Loop:</w:t>
+        <w:ind w:firstLine="720"/>
+        <w:rPr>
+          <w:rFonts w:ascii="Times New Roman" w:hAnsi="Times New Roman" w:cs="Times New Roman"/>
+          <w:sz w:val="24"/>
+          <w:szCs w:val="24"/>
+        </w:rPr>
+      </w:pPr>
+      <w:r>
+        <w:rPr>
+          <w:rFonts w:ascii="Times New Roman" w:hAnsi="Times New Roman" w:cs="Times New Roman"/>
+          <w:b/>
+          <w:bCs/>
+          <w:sz w:val="24"/>
+          <w:szCs w:val="24"/>
+        </w:rPr>
+        <w:t>Normal Loop</w:t>
+      </w:r>
+      <w:r>
+        <w:rPr>
+          <w:rFonts w:ascii="Times New Roman" w:hAnsi="Times New Roman" w:cs="Times New Roman"/>
+          <w:sz w:val="24"/>
+          <w:szCs w:val="24"/>
+        </w:rPr>
+        <w:t>:</w:t>
       </w:r>
     </w:p>
     <w:p>
       <w:pPr>
         <w:pStyle w:val="NoSpacing"/>
+        <w:ind w:left="1440"/>
         <w:rPr>
           <w:rFonts w:ascii="Times New Roman" w:hAnsi="Times New Roman" w:cs="Times New Roman"/>
           <w:sz w:val="24"/>
@@ -1506,7 +1687,25 @@
           <w:sz w:val="24"/>
           <w:szCs w:val="24"/>
         </w:rPr>
-        <w:t>int i=</w:t>
+        <w:t xml:space="preserve">int </w:t>
+      </w:r>
+      <w:proofErr w:type="spellStart"/>
+      <w:r>
+        <w:rPr>
+          <w:rFonts w:ascii="Times New Roman" w:hAnsi="Times New Roman" w:cs="Times New Roman"/>
+          <w:sz w:val="24"/>
+          <w:szCs w:val="24"/>
+        </w:rPr>
+        <w:t>i</w:t>
+      </w:r>
+      <w:proofErr w:type="spellEnd"/>
+      <w:r>
+        <w:rPr>
+          <w:rFonts w:ascii="Times New Roman" w:hAnsi="Times New Roman" w:cs="Times New Roman"/>
+          <w:sz w:val="24"/>
+          <w:szCs w:val="24"/>
+        </w:rPr>
+        <w:t>=</w:t>
       </w:r>
       <w:proofErr w:type="gramStart"/>
       <w:r>
@@ -1515,7 +1714,23 @@
           <w:sz w:val="24"/>
           <w:szCs w:val="24"/>
         </w:rPr>
-        <w:t>0;i</w:t>
+        <w:t>0</w:t>
+      </w:r>
+      <w:r>
+        <w:rPr>
+          <w:rFonts w:ascii="Times New Roman" w:hAnsi="Times New Roman" w:cs="Times New Roman"/>
+          <w:sz w:val="24"/>
+          <w:szCs w:val="24"/>
+        </w:rPr>
+        <w:t xml:space="preserve"> </w:t>
+      </w:r>
+      <w:r>
+        <w:rPr>
+          <w:rFonts w:ascii="Times New Roman" w:hAnsi="Times New Roman" w:cs="Times New Roman"/>
+          <w:sz w:val="24"/>
+          <w:szCs w:val="24"/>
+        </w:rPr>
+        <w:t>;</w:t>
       </w:r>
       <w:proofErr w:type="gramEnd"/>
       <w:r>
@@ -1524,8 +1739,43 @@
           <w:sz w:val="24"/>
           <w:szCs w:val="24"/>
         </w:rPr>
+        <w:t xml:space="preserve"> </w:t>
+      </w:r>
+      <w:proofErr w:type="spellStart"/>
+      <w:r>
+        <w:rPr>
+          <w:rFonts w:ascii="Times New Roman" w:hAnsi="Times New Roman" w:cs="Times New Roman"/>
+          <w:sz w:val="24"/>
+          <w:szCs w:val="24"/>
+        </w:rPr>
+        <w:t>i</w:t>
+      </w:r>
+      <w:proofErr w:type="spellEnd"/>
+      <w:r>
+        <w:rPr>
+          <w:rFonts w:ascii="Times New Roman" w:hAnsi="Times New Roman" w:cs="Times New Roman"/>
+          <w:sz w:val="24"/>
+          <w:szCs w:val="24"/>
+        </w:rPr>
+        <w:t xml:space="preserve"> </w:t>
+      </w:r>
+      <w:r>
+        <w:rPr>
+          <w:rFonts w:ascii="Times New Roman" w:hAnsi="Times New Roman" w:cs="Times New Roman"/>
+          <w:sz w:val="24"/>
+          <w:szCs w:val="24"/>
+        </w:rPr>
         <w:t>&lt;</w:t>
       </w:r>
+      <w:r>
+        <w:rPr>
+          <w:rFonts w:ascii="Times New Roman" w:hAnsi="Times New Roman" w:cs="Times New Roman"/>
+          <w:sz w:val="24"/>
+          <w:szCs w:val="24"/>
+        </w:rPr>
+        <w:t xml:space="preserve"> </w:t>
+      </w:r>
+      <w:proofErr w:type="spellStart"/>
       <w:proofErr w:type="gramStart"/>
       <w:r>
         <w:rPr>
@@ -1535,6 +1785,7 @@
         </w:rPr>
         <w:t>s.length</w:t>
       </w:r>
+      <w:proofErr w:type="spellEnd"/>
       <w:proofErr w:type="gramEnd"/>
       <w:r>
         <w:rPr>
@@ -1542,18 +1793,26 @@
           <w:sz w:val="24"/>
           <w:szCs w:val="24"/>
         </w:rPr>
-        <w:t>(</w:t>
-      </w:r>
-      <w:proofErr w:type="gramStart"/>
-      <w:r>
-        <w:rPr>
-          <w:rFonts w:ascii="Times New Roman" w:hAnsi="Times New Roman" w:cs="Times New Roman"/>
-          <w:sz w:val="24"/>
-          <w:szCs w:val="24"/>
-        </w:rPr>
-        <w:t>);i</w:t>
-      </w:r>
-      <w:proofErr w:type="gramEnd"/>
+        <w:t>();</w:t>
+      </w:r>
+      <w:r>
+        <w:rPr>
+          <w:rFonts w:ascii="Times New Roman" w:hAnsi="Times New Roman" w:cs="Times New Roman"/>
+          <w:sz w:val="24"/>
+          <w:szCs w:val="24"/>
+        </w:rPr>
+        <w:t xml:space="preserve"> </w:t>
+      </w:r>
+      <w:proofErr w:type="spellStart"/>
+      <w:r>
+        <w:rPr>
+          <w:rFonts w:ascii="Times New Roman" w:hAnsi="Times New Roman" w:cs="Times New Roman"/>
+          <w:sz w:val="24"/>
+          <w:szCs w:val="24"/>
+        </w:rPr>
+        <w:t>i</w:t>
+      </w:r>
+      <w:proofErr w:type="spellEnd"/>
       <w:r>
         <w:rPr>
           <w:rFonts w:ascii="Times New Roman" w:hAnsi="Times New Roman" w:cs="Times New Roman"/>
@@ -1576,6 +1835,7 @@
     <w:p>
       <w:pPr>
         <w:pStyle w:val="NoSpacing"/>
+        <w:ind w:left="1440"/>
         <w:rPr>
           <w:rFonts w:ascii="Times New Roman" w:hAnsi="Times New Roman" w:cs="Times New Roman"/>
           <w:sz w:val="24"/>
@@ -1622,6 +1882,7 @@
     <w:p>
       <w:pPr>
         <w:pStyle w:val="NoSpacing"/>
+        <w:ind w:left="1440"/>
         <w:rPr>
           <w:rFonts w:ascii="Times New Roman" w:hAnsi="Times New Roman" w:cs="Times New Roman"/>
           <w:sz w:val="24"/>
@@ -1650,15 +1911,20 @@
     <w:p>
       <w:pPr>
         <w:pStyle w:val="NoSpacing"/>
-        <w:rPr>
-          <w:rFonts w:ascii="Times New Roman" w:hAnsi="Times New Roman" w:cs="Times New Roman"/>
-          <w:sz w:val="24"/>
-          <w:szCs w:val="24"/>
-        </w:rPr>
-      </w:pPr>
-      <w:r>
-        <w:rPr>
-          <w:rFonts w:ascii="Times New Roman" w:hAnsi="Times New Roman" w:cs="Times New Roman"/>
+        <w:ind w:firstLine="720"/>
+        <w:rPr>
+          <w:rFonts w:ascii="Times New Roman" w:hAnsi="Times New Roman" w:cs="Times New Roman"/>
+          <w:b/>
+          <w:bCs/>
+          <w:sz w:val="24"/>
+          <w:szCs w:val="24"/>
+        </w:rPr>
+      </w:pPr>
+      <w:r>
+        <w:rPr>
+          <w:rFonts w:ascii="Times New Roman" w:hAnsi="Times New Roman" w:cs="Times New Roman"/>
+          <w:b/>
+          <w:bCs/>
           <w:sz w:val="24"/>
           <w:szCs w:val="24"/>
         </w:rPr>
@@ -1668,6 +1934,7 @@
     <w:p>
       <w:pPr>
         <w:pStyle w:val="NoSpacing"/>
+        <w:ind w:left="1440"/>
         <w:rPr>
           <w:rFonts w:ascii="Times New Roman" w:hAnsi="Times New Roman" w:cs="Times New Roman"/>
           <w:sz w:val="24"/>
@@ -1742,6 +2009,7 @@
     <w:p>
       <w:pPr>
         <w:pStyle w:val="NoSpacing"/>
+        <w:ind w:left="1440"/>
         <w:rPr>
           <w:rFonts w:ascii="Times New Roman" w:hAnsi="Times New Roman" w:cs="Times New Roman"/>
           <w:sz w:val="24"/>
@@ -1770,6 +2038,7 @@
     <w:p>
       <w:pPr>
         <w:pStyle w:val="NoSpacing"/>
+        <w:ind w:left="1440"/>
         <w:rPr>
           <w:rFonts w:ascii="Times New Roman" w:hAnsi="Times New Roman" w:cs="Times New Roman"/>
           <w:sz w:val="24"/>
@@ -1835,15 +2104,26 @@
       <w:r>
         <w:rPr>
           <w:rFonts w:ascii="Times New Roman" w:hAnsi="Times New Roman" w:cs="Times New Roman"/>
-          <w:sz w:val="24"/>
-          <w:szCs w:val="24"/>
-        </w:rPr>
-        <w:t>Program 1: Reverse String</w:t>
+          <w:b/>
+          <w:bCs/>
+          <w:sz w:val="24"/>
+          <w:szCs w:val="24"/>
+        </w:rPr>
+        <w:t>Program 1:</w:t>
+      </w:r>
+      <w:r>
+        <w:rPr>
+          <w:rFonts w:ascii="Times New Roman" w:hAnsi="Times New Roman" w:cs="Times New Roman"/>
+          <w:sz w:val="24"/>
+          <w:szCs w:val="24"/>
+        </w:rPr>
+        <w:t xml:space="preserve"> Reverse String</w:t>
       </w:r>
     </w:p>
     <w:p>
       <w:pPr>
         <w:pStyle w:val="NoSpacing"/>
+        <w:ind w:left="720"/>
         <w:rPr>
           <w:rFonts w:ascii="Times New Roman" w:hAnsi="Times New Roman" w:cs="Times New Roman"/>
           <w:sz w:val="24"/>
@@ -1872,6 +2152,7 @@
     <w:p>
       <w:pPr>
         <w:pStyle w:val="NoSpacing"/>
+        <w:ind w:left="720"/>
         <w:rPr>
           <w:rFonts w:ascii="Times New Roman" w:hAnsi="Times New Roman" w:cs="Times New Roman"/>
           <w:sz w:val="24"/>
@@ -1946,6 +2227,7 @@
     <w:p>
       <w:pPr>
         <w:pStyle w:val="NoSpacing"/>
+        <w:ind w:left="720"/>
         <w:rPr>
           <w:rFonts w:ascii="Times New Roman" w:hAnsi="Times New Roman" w:cs="Times New Roman"/>
           <w:sz w:val="24"/>
@@ -1992,6 +2274,7 @@
     <w:p>
       <w:pPr>
         <w:pStyle w:val="NoSpacing"/>
+        <w:ind w:left="720"/>
         <w:rPr>
           <w:rFonts w:ascii="Times New Roman" w:hAnsi="Times New Roman" w:cs="Times New Roman"/>
           <w:sz w:val="24"/>
@@ -2029,15 +2312,26 @@
       <w:r>
         <w:rPr>
           <w:rFonts w:ascii="Times New Roman" w:hAnsi="Times New Roman" w:cs="Times New Roman"/>
-          <w:sz w:val="24"/>
-          <w:szCs w:val="24"/>
-        </w:rPr>
-        <w:t>Program 2: Palindrome</w:t>
+          <w:b/>
+          <w:bCs/>
+          <w:sz w:val="24"/>
+          <w:szCs w:val="24"/>
+        </w:rPr>
+        <w:t>Program 2:</w:t>
+      </w:r>
+      <w:r>
+        <w:rPr>
+          <w:rFonts w:ascii="Times New Roman" w:hAnsi="Times New Roman" w:cs="Times New Roman"/>
+          <w:sz w:val="24"/>
+          <w:szCs w:val="24"/>
+        </w:rPr>
+        <w:t xml:space="preserve"> Palindrome</w:t>
       </w:r>
     </w:p>
     <w:p>
       <w:pPr>
         <w:pStyle w:val="NoSpacing"/>
+        <w:ind w:left="720"/>
         <w:rPr>
           <w:rFonts w:ascii="Times New Roman" w:hAnsi="Times New Roman" w:cs="Times New Roman"/>
           <w:sz w:val="24"/>
@@ -2066,6 +2360,7 @@
     <w:p>
       <w:pPr>
         <w:pStyle w:val="NoSpacing"/>
+        <w:ind w:left="720"/>
         <w:rPr>
           <w:rFonts w:ascii="Times New Roman" w:hAnsi="Times New Roman" w:cs="Times New Roman"/>
           <w:sz w:val="24"/>
@@ -2094,6 +2389,7 @@
     <w:p>
       <w:pPr>
         <w:pStyle w:val="NoSpacing"/>
+        <w:ind w:left="720"/>
         <w:rPr>
           <w:rFonts w:ascii="Times New Roman" w:hAnsi="Times New Roman" w:cs="Times New Roman"/>
           <w:sz w:val="24"/>
@@ -2168,6 +2464,7 @@
     <w:p>
       <w:pPr>
         <w:pStyle w:val="NoSpacing"/>
+        <w:ind w:left="720"/>
         <w:rPr>
           <w:rFonts w:ascii="Times New Roman" w:hAnsi="Times New Roman" w:cs="Times New Roman"/>
           <w:sz w:val="24"/>
@@ -2214,6 +2511,7 @@
     <w:p>
       <w:pPr>
         <w:pStyle w:val="NoSpacing"/>
+        <w:ind w:left="720"/>
         <w:rPr>
           <w:rFonts w:ascii="Times New Roman" w:hAnsi="Times New Roman" w:cs="Times New Roman"/>
           <w:sz w:val="24"/>
@@ -2232,6 +2530,7 @@
     <w:p>
       <w:pPr>
         <w:pStyle w:val="NoSpacing"/>
+        <w:ind w:left="720"/>
         <w:rPr>
           <w:rFonts w:ascii="Times New Roman" w:hAnsi="Times New Roman" w:cs="Times New Roman"/>
           <w:sz w:val="24"/>
@@ -2278,6 +2577,7 @@
     <w:p>
       <w:pPr>
         <w:pStyle w:val="NoSpacing"/>
+        <w:ind w:left="720"/>
         <w:rPr>
           <w:rFonts w:ascii="Times New Roman" w:hAnsi="Times New Roman" w:cs="Times New Roman"/>
           <w:sz w:val="24"/>
@@ -2306,6 +2606,7 @@
     <w:p>
       <w:pPr>
         <w:pStyle w:val="NoSpacing"/>
+        <w:ind w:left="720"/>
         <w:rPr>
           <w:rFonts w:ascii="Times New Roman" w:hAnsi="Times New Roman" w:cs="Times New Roman"/>
           <w:sz w:val="24"/>
@@ -2343,15 +2644,26 @@
       <w:r>
         <w:rPr>
           <w:rFonts w:ascii="Times New Roman" w:hAnsi="Times New Roman" w:cs="Times New Roman"/>
-          <w:sz w:val="24"/>
-          <w:szCs w:val="24"/>
-        </w:rPr>
-        <w:t>Program 3: Count Vowels</w:t>
+          <w:b/>
+          <w:bCs/>
+          <w:sz w:val="24"/>
+          <w:szCs w:val="24"/>
+        </w:rPr>
+        <w:t>Program 3:</w:t>
+      </w:r>
+      <w:r>
+        <w:rPr>
+          <w:rFonts w:ascii="Times New Roman" w:hAnsi="Times New Roman" w:cs="Times New Roman"/>
+          <w:sz w:val="24"/>
+          <w:szCs w:val="24"/>
+        </w:rPr>
+        <w:t xml:space="preserve"> Count Vowels</w:t>
       </w:r>
     </w:p>
     <w:p>
       <w:pPr>
         <w:pStyle w:val="NoSpacing"/>
+        <w:ind w:left="720"/>
         <w:rPr>
           <w:rFonts w:ascii="Times New Roman" w:hAnsi="Times New Roman" w:cs="Times New Roman"/>
           <w:sz w:val="24"/>
@@ -2381,6 +2693,7 @@
     <w:p>
       <w:pPr>
         <w:pStyle w:val="NoSpacing"/>
+        <w:ind w:left="720"/>
         <w:rPr>
           <w:rFonts w:ascii="Times New Roman" w:hAnsi="Times New Roman" w:cs="Times New Roman"/>
           <w:sz w:val="24"/>
@@ -2409,6 +2722,7 @@
     <w:p>
       <w:pPr>
         <w:pStyle w:val="NoSpacing"/>
+        <w:ind w:left="720"/>
         <w:rPr>
           <w:rFonts w:ascii="Times New Roman" w:hAnsi="Times New Roman" w:cs="Times New Roman"/>
           <w:sz w:val="24"/>
@@ -2483,6 +2797,7 @@
     <w:p>
       <w:pPr>
         <w:pStyle w:val="NoSpacing"/>
+        <w:ind w:left="720"/>
         <w:rPr>
           <w:rFonts w:ascii="Times New Roman" w:hAnsi="Times New Roman" w:cs="Times New Roman"/>
           <w:sz w:val="24"/>
@@ -2511,6 +2826,7 @@
     <w:p>
       <w:pPr>
         <w:pStyle w:val="NoSpacing"/>
+        <w:ind w:left="720"/>
         <w:rPr>
           <w:rFonts w:ascii="Times New Roman" w:hAnsi="Times New Roman" w:cs="Times New Roman"/>
           <w:sz w:val="24"/>
@@ -2539,6 +2855,7 @@
     <w:p>
       <w:pPr>
         <w:pStyle w:val="NoSpacing"/>
+        <w:ind w:left="720"/>
         <w:rPr>
           <w:rFonts w:ascii="Times New Roman" w:hAnsi="Times New Roman" w:cs="Times New Roman"/>
           <w:sz w:val="24"/>
@@ -2557,6 +2874,7 @@
     <w:p>
       <w:pPr>
         <w:pStyle w:val="NoSpacing"/>
+        <w:ind w:left="720"/>
         <w:rPr>
           <w:rFonts w:ascii="Times New Roman" w:hAnsi="Times New Roman" w:cs="Times New Roman"/>
           <w:sz w:val="24"/>
@@ -2575,6 +2893,7 @@
     <w:p>
       <w:pPr>
         <w:pStyle w:val="NoSpacing"/>
+        <w:ind w:left="720"/>
         <w:rPr>
           <w:rFonts w:ascii="Times New Roman" w:hAnsi="Times New Roman" w:cs="Times New Roman"/>
           <w:sz w:val="24"/>
@@ -2641,6 +2960,7 @@
     <w:p>
       <w:pPr>
         <w:pStyle w:val="NoSpacing"/>
+        <w:ind w:left="720"/>
         <w:rPr>
           <w:rFonts w:ascii="Times New Roman" w:hAnsi="Times New Roman" w:cs="Times New Roman"/>
           <w:sz w:val="24"/>
@@ -2669,6 +2989,7 @@
     <w:p>
       <w:pPr>
         <w:pStyle w:val="NoSpacing"/>
+        <w:ind w:left="720"/>
         <w:rPr>
           <w:rFonts w:ascii="Times New Roman" w:hAnsi="Times New Roman" w:cs="Times New Roman"/>
           <w:sz w:val="24"/>
